--- a/api/reports/projdoc.docx
+++ b/api/reports/projdoc.docx
@@ -43416,7 +43416,481 @@
           <w:sz w:val="22"/>
           <w:szCs w:val="22"/>
         </w:rPr>
-        <w:t xml:space="preserve">97. One-Sentence Description of the System</w:t>
+        <w:t xml:space="preserve">97. Tools used</w:t>
+      </w:r>
+    </w:p>
+    <w:tbl>
+      <w:tblPr>
+        <w:tblW w:type="pct" w:w="100%"/>
+        <w:tblBorders>
+          <w:top w:val="single" w:color="D1D5DB" w:sz="4"/>
+          <w:left w:val="single" w:color="D1D5DB" w:sz="4"/>
+          <w:bottom w:val="single" w:color="D1D5DB" w:sz="4"/>
+          <w:right w:val="single" w:color="D1D5DB" w:sz="4"/>
+          <w:insideH w:val="single" w:color="D1D5DB" w:sz="4"/>
+          <w:insideV w:val="single" w:color="D1D5DB" w:sz="4"/>
+        </w:tblBorders>
+      </w:tblPr>
+      <w:tblGrid>
+        <w:gridCol w:w="100"/>
+        <w:gridCol w:w="100"/>
+      </w:tblGrid>
+      <w:tr>
+        <w:trPr>
+          <w:tblHeader/>
+        </w:trPr>
+        <w:tc>
+          <w:tcPr>
+            <w:shd w:fill="F3F4F6" w:val="clear"/>
+            <w:tcMar>
+              <w:top w:type="dxa" w:w="60"/>
+              <w:left w:type="dxa" w:w="100"/>
+              <w:bottom w:type="dxa" w:w="60"/>
+              <w:right w:type="dxa" w:w="100"/>
+            </w:tcMar>
+          </w:tcPr>
+          <w:p>
+            <w:r>
+              <w:rPr>
+                <w:rFonts w:ascii="Calibri" w:cs="Calibri" w:eastAsia="Calibri" w:hAnsi="Calibri"/>
+                <w:b/>
+                <w:bCs/>
+                <w:color w:val="1F2937"/>
+                <w:sz w:val="22"/>
+                <w:szCs w:val="22"/>
+              </w:rPr>
+              <w:t xml:space="preserve">Tool</w:t>
+            </w:r>
+          </w:p>
+        </w:tc>
+        <w:tc>
+          <w:tcPr>
+            <w:shd w:fill="F3F4F6" w:val="clear"/>
+            <w:tcMar>
+              <w:top w:type="dxa" w:w="60"/>
+              <w:left w:type="dxa" w:w="100"/>
+              <w:bottom w:type="dxa" w:w="60"/>
+              <w:right w:type="dxa" w:w="100"/>
+            </w:tcMar>
+          </w:tcPr>
+          <w:p>
+            <w:r>
+              <w:rPr>
+                <w:rFonts w:ascii="Calibri" w:cs="Calibri" w:eastAsia="Calibri" w:hAnsi="Calibri"/>
+                <w:b/>
+                <w:bCs/>
+                <w:color w:val="1F2937"/>
+                <w:sz w:val="22"/>
+                <w:szCs w:val="22"/>
+              </w:rPr>
+              <w:t xml:space="preserve">Purpose</w:t>
+            </w:r>
+          </w:p>
+        </w:tc>
+      </w:tr>
+      <w:tr>
+        <w:trPr>
+          <w:tblHeader w:val="false"/>
+        </w:trPr>
+        <w:tc>
+          <w:tcPr>
+            <w:tcMar>
+              <w:top w:type="dxa" w:w="60"/>
+              <w:left w:type="dxa" w:w="100"/>
+              <w:bottom w:type="dxa" w:w="60"/>
+              <w:right w:type="dxa" w:w="100"/>
+            </w:tcMar>
+          </w:tcPr>
+          <w:p>
+            <w:r>
+              <w:rPr>
+                <w:rFonts w:ascii="Calibri" w:cs="Calibri" w:eastAsia="Calibri" w:hAnsi="Calibri"/>
+                <w:color w:val="1F2937"/>
+                <w:sz w:val="22"/>
+                <w:szCs w:val="22"/>
+              </w:rPr>
+              <w:t xml:space="preserve">JetBrains YouTrack</w:t>
+            </w:r>
+          </w:p>
+        </w:tc>
+        <w:tc>
+          <w:tcPr>
+            <w:tcMar>
+              <w:top w:type="dxa" w:w="60"/>
+              <w:left w:type="dxa" w:w="100"/>
+              <w:bottom w:type="dxa" w:w="60"/>
+              <w:right w:type="dxa" w:w="100"/>
+            </w:tcMar>
+          </w:tcPr>
+          <w:p>
+            <w:r>
+              <w:rPr>
+                <w:rFonts w:ascii="Calibri" w:cs="Calibri" w:eastAsia="Calibri" w:hAnsi="Calibri"/>
+                <w:color w:val="1F2937"/>
+                <w:sz w:val="22"/>
+                <w:szCs w:val="22"/>
+              </w:rPr>
+              <w:t xml:space="preserve">Project and task management</w:t>
+            </w:r>
+          </w:p>
+        </w:tc>
+      </w:tr>
+      <w:tr>
+        <w:trPr>
+          <w:tblHeader w:val="false"/>
+        </w:trPr>
+        <w:tc>
+          <w:tcPr>
+            <w:tcMar>
+              <w:top w:type="dxa" w:w="60"/>
+              <w:left w:type="dxa" w:w="100"/>
+              <w:bottom w:type="dxa" w:w="60"/>
+              <w:right w:type="dxa" w:w="100"/>
+            </w:tcMar>
+          </w:tcPr>
+          <w:p>
+            <w:r>
+              <w:rPr>
+                <w:rFonts w:ascii="Calibri" w:cs="Calibri" w:eastAsia="Calibri" w:hAnsi="Calibri"/>
+                <w:color w:val="1F2937"/>
+                <w:sz w:val="22"/>
+                <w:szCs w:val="22"/>
+              </w:rPr>
+              <w:t xml:space="preserve">Github</w:t>
+            </w:r>
+          </w:p>
+        </w:tc>
+        <w:tc>
+          <w:tcPr>
+            <w:tcMar>
+              <w:top w:type="dxa" w:w="60"/>
+              <w:left w:type="dxa" w:w="100"/>
+              <w:bottom w:type="dxa" w:w="60"/>
+              <w:right w:type="dxa" w:w="100"/>
+            </w:tcMar>
+          </w:tcPr>
+          <w:p>
+            <w:r>
+              <w:rPr>
+                <w:rFonts w:ascii="Calibri" w:cs="Calibri" w:eastAsia="Calibri" w:hAnsi="Calibri"/>
+                <w:color w:val="1F2937"/>
+                <w:sz w:val="22"/>
+                <w:szCs w:val="22"/>
+              </w:rPr>
+              <w:t xml:space="preserve">Version control</w:t>
+            </w:r>
+          </w:p>
+        </w:tc>
+      </w:tr>
+      <w:tr>
+        <w:trPr>
+          <w:tblHeader w:val="false"/>
+        </w:trPr>
+        <w:tc>
+          <w:tcPr>
+            <w:tcMar>
+              <w:top w:type="dxa" w:w="60"/>
+              <w:left w:type="dxa" w:w="100"/>
+              <w:bottom w:type="dxa" w:w="60"/>
+              <w:right w:type="dxa" w:w="100"/>
+            </w:tcMar>
+          </w:tcPr>
+          <w:p>
+            <w:r>
+              <w:rPr>
+                <w:rFonts w:ascii="Calibri" w:cs="Calibri" w:eastAsia="Calibri" w:hAnsi="Calibri"/>
+                <w:color w:val="1F2937"/>
+                <w:sz w:val="22"/>
+                <w:szCs w:val="22"/>
+              </w:rPr>
+              <w:t xml:space="preserve">VS Code</w:t>
+            </w:r>
+          </w:p>
+        </w:tc>
+        <w:tc>
+          <w:tcPr>
+            <w:tcMar>
+              <w:top w:type="dxa" w:w="60"/>
+              <w:left w:type="dxa" w:w="100"/>
+              <w:bottom w:type="dxa" w:w="60"/>
+              <w:right w:type="dxa" w:w="100"/>
+            </w:tcMar>
+          </w:tcPr>
+          <w:p>
+            <w:r>
+              <w:rPr>
+                <w:rFonts w:ascii="Calibri" w:cs="Calibri" w:eastAsia="Calibri" w:hAnsi="Calibri"/>
+                <w:color w:val="1F2937"/>
+                <w:sz w:val="22"/>
+                <w:szCs w:val="22"/>
+              </w:rPr>
+              <w:t xml:space="preserve">Development tool</w:t>
+            </w:r>
+          </w:p>
+        </w:tc>
+      </w:tr>
+      <w:tr>
+        <w:trPr>
+          <w:tblHeader w:val="false"/>
+        </w:trPr>
+        <w:tc>
+          <w:tcPr>
+            <w:tcMar>
+              <w:top w:type="dxa" w:w="60"/>
+              <w:left w:type="dxa" w:w="100"/>
+              <w:bottom w:type="dxa" w:w="60"/>
+              <w:right w:type="dxa" w:w="100"/>
+            </w:tcMar>
+          </w:tcPr>
+          <w:p>
+            <w:r>
+              <w:rPr>
+                <w:rFonts w:ascii="Calibri" w:cs="Calibri" w:eastAsia="Calibri" w:hAnsi="Calibri"/>
+                <w:color w:val="1F2937"/>
+                <w:sz w:val="22"/>
+                <w:szCs w:val="22"/>
+              </w:rPr>
+              <w:t xml:space="preserve">Xampp</w:t>
+            </w:r>
+          </w:p>
+        </w:tc>
+        <w:tc>
+          <w:tcPr>
+            <w:tcMar>
+              <w:top w:type="dxa" w:w="60"/>
+              <w:left w:type="dxa" w:w="100"/>
+              <w:bottom w:type="dxa" w:w="60"/>
+              <w:right w:type="dxa" w:w="100"/>
+            </w:tcMar>
+          </w:tcPr>
+          <w:p>
+            <w:r>
+              <w:rPr>
+                <w:rFonts w:ascii="Calibri" w:cs="Calibri" w:eastAsia="Calibri" w:hAnsi="Calibri"/>
+                <w:color w:val="1F2937"/>
+                <w:sz w:val="22"/>
+                <w:szCs w:val="22"/>
+              </w:rPr>
+              <w:t xml:space="preserve">Local MySQL and Apache server</w:t>
+            </w:r>
+          </w:p>
+        </w:tc>
+      </w:tr>
+      <w:tr>
+        <w:trPr>
+          <w:tblHeader w:val="false"/>
+        </w:trPr>
+        <w:tc>
+          <w:tcPr>
+            <w:tcMar>
+              <w:top w:type="dxa" w:w="60"/>
+              <w:left w:type="dxa" w:w="100"/>
+              <w:bottom w:type="dxa" w:w="60"/>
+              <w:right w:type="dxa" w:w="100"/>
+            </w:tcMar>
+          </w:tcPr>
+          <w:p>
+            <w:r>
+              <w:rPr>
+                <w:rFonts w:ascii="Calibri" w:cs="Calibri" w:eastAsia="Calibri" w:hAnsi="Calibri"/>
+                <w:color w:val="1F2937"/>
+                <w:sz w:val="22"/>
+                <w:szCs w:val="22"/>
+              </w:rPr>
+              <w:t xml:space="preserve">[[</w:t>
+            </w:r>
+            <w:hyperlink w:history="1" r:id="rIdjsuve5rwa12tyn5dquhrr">
+              <w:r>
+                <w:rPr>
+                  <w:rFonts w:ascii="Calibri" w:cs="Calibri" w:eastAsia="Calibri" w:hAnsi="Calibri"/>
+                  <w:color w:val="2563EB"/>
+                  <w:sz w:val="22"/>
+                  <w:szCs w:val="22"/>
+                </w:rPr>
+                <w:t xml:space="preserve">https://md2file.com/]]</w:t>
+              </w:r>
+            </w:hyperlink>
+          </w:p>
+        </w:tc>
+        <w:tc>
+          <w:tcPr>
+            <w:tcMar>
+              <w:top w:type="dxa" w:w="60"/>
+              <w:left w:type="dxa" w:w="100"/>
+              <w:bottom w:type="dxa" w:w="60"/>
+              <w:right w:type="dxa" w:w="100"/>
+            </w:tcMar>
+          </w:tcPr>
+          <w:p>
+            <w:r>
+              <w:rPr>
+                <w:rFonts w:ascii="Calibri" w:cs="Calibri" w:eastAsia="Calibri" w:hAnsi="Calibri"/>
+                <w:color w:val="1F2937"/>
+                <w:sz w:val="22"/>
+                <w:szCs w:val="22"/>
+              </w:rPr>
+              <w:t xml:space="preserve">Report generation</w:t>
+            </w:r>
+          </w:p>
+        </w:tc>
+      </w:tr>
+      <w:tr>
+        <w:trPr>
+          <w:tblHeader w:val="false"/>
+        </w:trPr>
+        <w:tc>
+          <w:tcPr>
+            <w:tcMar>
+              <w:top w:type="dxa" w:w="60"/>
+              <w:left w:type="dxa" w:w="100"/>
+              <w:bottom w:type="dxa" w:w="60"/>
+              <w:right w:type="dxa" w:w="100"/>
+            </w:tcMar>
+          </w:tcPr>
+          <w:p>
+            <w:r>
+              <w:rPr>
+                <w:rFonts w:ascii="Calibri" w:cs="Calibri" w:eastAsia="Calibri" w:hAnsi="Calibri"/>
+                <w:color w:val="1F2937"/>
+                <w:sz w:val="22"/>
+                <w:szCs w:val="22"/>
+              </w:rPr>
+              <w:t xml:space="preserve">ArchiWiki</w:t>
+            </w:r>
+          </w:p>
+        </w:tc>
+        <w:tc>
+          <w:tcPr>
+            <w:tcMar>
+              <w:top w:type="dxa" w:w="60"/>
+              <w:left w:type="dxa" w:w="100"/>
+              <w:bottom w:type="dxa" w:w="60"/>
+              <w:right w:type="dxa" w:w="100"/>
+            </w:tcMar>
+          </w:tcPr>
+          <w:p>
+            <w:r>
+              <w:rPr>
+                <w:rFonts w:ascii="Calibri" w:cs="Calibri" w:eastAsia="Calibri" w:hAnsi="Calibri"/>
+                <w:color w:val="1F2937"/>
+                <w:sz w:val="22"/>
+                <w:szCs w:val="22"/>
+              </w:rPr>
+              <w:t xml:space="preserve">Internal Documentation</w:t>
+            </w:r>
+          </w:p>
+        </w:tc>
+      </w:tr>
+      <w:tr>
+        <w:trPr>
+          <w:tblHeader w:val="false"/>
+        </w:trPr>
+        <w:tc>
+          <w:tcPr>
+            <w:tcMar>
+              <w:top w:type="dxa" w:w="60"/>
+              <w:left w:type="dxa" w:w="100"/>
+              <w:bottom w:type="dxa" w:w="60"/>
+              <w:right w:type="dxa" w:w="100"/>
+            </w:tcMar>
+          </w:tcPr>
+          <w:p>
+            <w:r>
+              <w:rPr>
+                <w:rFonts w:ascii="Calibri" w:cs="Calibri" w:eastAsia="Calibri" w:hAnsi="Calibri"/>
+                <w:color w:val="1F2937"/>
+                <w:sz w:val="22"/>
+                <w:szCs w:val="22"/>
+              </w:rPr>
+              <w:t xml:space="preserve">SpidyHost</w:t>
+            </w:r>
+          </w:p>
+        </w:tc>
+        <w:tc>
+          <w:tcPr>
+            <w:tcMar>
+              <w:top w:type="dxa" w:w="60"/>
+              <w:left w:type="dxa" w:w="100"/>
+              <w:bottom w:type="dxa" w:w="60"/>
+              <w:right w:type="dxa" w:w="100"/>
+            </w:tcMar>
+          </w:tcPr>
+          <w:p>
+            <w:r>
+              <w:rPr>
+                <w:rFonts w:ascii="Calibri" w:cs="Calibri" w:eastAsia="Calibri" w:hAnsi="Calibri"/>
+                <w:color w:val="1F2937"/>
+                <w:sz w:val="22"/>
+                <w:szCs w:val="22"/>
+              </w:rPr>
+              <w:t xml:space="preserve">Hosting and domain</w:t>
+            </w:r>
+          </w:p>
+        </w:tc>
+      </w:tr>
+      <w:tr>
+        <w:trPr>
+          <w:tblHeader w:val="false"/>
+        </w:trPr>
+        <w:tc>
+          <w:tcPr>
+            <w:tcMar>
+              <w:top w:type="dxa" w:w="60"/>
+              <w:left w:type="dxa" w:w="100"/>
+              <w:bottom w:type="dxa" w:w="60"/>
+              <w:right w:type="dxa" w:w="100"/>
+            </w:tcMar>
+          </w:tcPr>
+          <w:p>
+            <w:r>
+              <w:rPr>
+                <w:rFonts w:ascii="Calibri" w:cs="Calibri" w:eastAsia="Calibri" w:hAnsi="Calibri"/>
+                <w:color w:val="1F2937"/>
+                <w:sz w:val="22"/>
+                <w:szCs w:val="22"/>
+              </w:rPr>
+              <w:t xml:space="preserve">Chrome, Firefox Dev Edition</w:t>
+            </w:r>
+          </w:p>
+        </w:tc>
+        <w:tc>
+          <w:tcPr>
+            <w:tcMar>
+              <w:top w:type="dxa" w:w="60"/>
+              <w:left w:type="dxa" w:w="100"/>
+              <w:bottom w:type="dxa" w:w="60"/>
+              <w:right w:type="dxa" w:w="100"/>
+            </w:tcMar>
+          </w:tcPr>
+          <w:p>
+            <w:r>
+              <w:rPr>
+                <w:rFonts w:ascii="Calibri" w:cs="Calibri" w:eastAsia="Calibri" w:hAnsi="Calibri"/>
+                <w:color w:val="1F2937"/>
+                <w:sz w:val="22"/>
+                <w:szCs w:val="22"/>
+              </w:rPr>
+              <w:t xml:space="preserve">Browsers</w:t>
+            </w:r>
+          </w:p>
+        </w:tc>
+      </w:tr>
+    </w:tbl>
+    <w:p>
+      <w:pPr>
+        <w:pStyle w:val="Heading1"/>
+        <w:spacing w:after="132" w:before="264"/>
+      </w:pPr>
+      <w:r>
+        <w:rPr>
+          <w:rFonts w:ascii="Calibri" w:cs="Calibri" w:eastAsia="Calibri" w:hAnsi="Calibri"/>
+          <w:b/>
+          <w:bCs/>
+          <w:color w:val="111827"/>
+          <w:sz w:val="22"/>
+          <w:szCs w:val="22"/>
+        </w:rPr>
+        <w:t xml:space="preserve">98. One-Sentence Description of the System</w:t>
       </w:r>
     </w:p>
     <w:p>
@@ -43477,7 +43951,7 @@
           <w:sz w:val="22"/>
           <w:szCs w:val="22"/>
         </w:rPr>
-        <w:t xml:space="preserve">98. Final Architecture Diagram</w:t>
+        <w:t xml:space="preserve">99. Final Architecture Diagram</w:t>
       </w:r>
     </w:p>
     <w:p>
@@ -45079,7 +45553,7 @@
           <w:sz w:val="22"/>
           <w:szCs w:val="22"/>
         </w:rPr>
-        <w:t xml:space="preserve">99. Bottom Line</w:t>
+        <w:t xml:space="preserve">100. Bottom Line</w:t>
       </w:r>
     </w:p>
     <w:p>
